--- a/docs/Proposal_A_final.docx
+++ b/docs/Proposal_A_final.docx
@@ -4471,6 +4471,7 @@
             <w:vAlign w:val="center"/>
           </w:tcPr>
           <w:p>
+            <w:bookmarkStart w:id="0" w:name="_GoBack" w:colFirst="0" w:colLast="0"/>
             <w:r>
               <w:rPr>
                 <w:sz w:val="20"/>
@@ -4527,113 +4528,6 @@
               <w:bottom w:val="single" w:color="CCCCCC" w:sz="2" w:space="0"/>
               <w:right w:val="single" w:color="CCCCCC" w:sz="2" w:space="0"/>
             </w:tcBorders>
-            <w:tcMar>
-              <w:top w:w="80" w:type="dxa"/>
-              <w:left w:w="120" w:type="dxa"/>
-              <w:bottom w:w="80" w:type="dxa"/>
-              <w:right w:w="120" w:type="dxa"/>
-            </w:tcMar>
-            <w:vAlign w:val="center"/>
-          </w:tcPr>
-          <w:p/>
-        </w:tc>
-      </w:tr>
-      <w:bookmarkEnd w:id="0"/>
-      <w:tr>
-        <w:tblPrEx>
-          <w:tblBorders>
-            <w:top w:val="single" w:color="auto" w:sz="4" w:space="0"/>
-            <w:left w:val="single" w:color="auto" w:sz="4" w:space="0"/>
-            <w:bottom w:val="single" w:color="auto" w:sz="4" w:space="0"/>
-            <w:right w:val="single" w:color="auto" w:sz="4" w:space="0"/>
-            <w:insideH w:val="single" w:color="auto" w:sz="4" w:space="0"/>
-            <w:insideV w:val="single" w:color="auto" w:sz="4" w:space="0"/>
-          </w:tblBorders>
-          <w:tblCellMar>
-            <w:top w:w="0" w:type="dxa"/>
-            <w:left w:w="10" w:type="dxa"/>
-            <w:bottom w:w="0" w:type="dxa"/>
-            <w:right w:w="10" w:type="dxa"/>
-          </w:tblCellMar>
-        </w:tblPrEx>
-        <w:tc>
-          <w:tcPr>
-            <w:tcW w:w="2340" w:type="dxa"/>
-            <w:tcBorders>
-              <w:top w:val="single" w:color="CCCCCC" w:sz="2" w:space="0"/>
-              <w:left w:val="single" w:color="CCCCCC" w:sz="2" w:space="0"/>
-              <w:bottom w:val="single" w:color="CCCCCC" w:sz="2" w:space="0"/>
-              <w:right w:val="single" w:color="CCCCCC" w:sz="2" w:space="0"/>
-            </w:tcBorders>
-            <w:shd w:val="clear" w:color="auto" w:fill="EEF3F5"/>
-            <w:tcMar>
-              <w:top w:w="80" w:type="dxa"/>
-              <w:left w:w="120" w:type="dxa"/>
-              <w:bottom w:w="80" w:type="dxa"/>
-              <w:right w:w="120" w:type="dxa"/>
-            </w:tcMar>
-            <w:vAlign w:val="center"/>
-          </w:tcPr>
-          <w:p>
-            <w:r>
-              <w:rPr>
-                <w:sz w:val="20"/>
-                <w:szCs w:val="20"/>
-              </w:rPr>
-              <w:t>Supported agent topologies</w:t>
-            </w:r>
-          </w:p>
-        </w:tc>
-        <w:tc>
-          <w:tcPr>
-            <w:tcW w:w="2340" w:type="dxa"/>
-            <w:tcBorders>
-              <w:top w:val="single" w:color="CCCCCC" w:sz="2" w:space="0"/>
-              <w:left w:val="single" w:color="CCCCCC" w:sz="2" w:space="0"/>
-              <w:bottom w:val="single" w:color="CCCCCC" w:sz="2" w:space="0"/>
-              <w:right w:val="single" w:color="CCCCCC" w:sz="2" w:space="0"/>
-            </w:tcBorders>
-            <w:shd w:val="clear" w:color="auto" w:fill="EEF3F5"/>
-            <w:tcMar>
-              <w:top w:w="80" w:type="dxa"/>
-              <w:left w:w="120" w:type="dxa"/>
-              <w:bottom w:w="80" w:type="dxa"/>
-              <w:right w:w="120" w:type="dxa"/>
-            </w:tcMar>
-            <w:vAlign w:val="center"/>
-          </w:tcPr>
-          <w:p/>
-        </w:tc>
-        <w:tc>
-          <w:tcPr>
-            <w:tcW w:w="2340" w:type="dxa"/>
-            <w:tcBorders>
-              <w:top w:val="single" w:color="CCCCCC" w:sz="2" w:space="0"/>
-              <w:left w:val="single" w:color="CCCCCC" w:sz="2" w:space="0"/>
-              <w:bottom w:val="single" w:color="CCCCCC" w:sz="2" w:space="0"/>
-              <w:right w:val="single" w:color="CCCCCC" w:sz="2" w:space="0"/>
-            </w:tcBorders>
-            <w:shd w:val="clear" w:color="auto" w:fill="EEF3F5"/>
-            <w:tcMar>
-              <w:top w:w="80" w:type="dxa"/>
-              <w:left w:w="120" w:type="dxa"/>
-              <w:bottom w:w="80" w:type="dxa"/>
-              <w:right w:w="120" w:type="dxa"/>
-            </w:tcMar>
-            <w:vAlign w:val="center"/>
-          </w:tcPr>
-          <w:p/>
-        </w:tc>
-        <w:tc>
-          <w:tcPr>
-            <w:tcW w:w="2340" w:type="dxa"/>
-            <w:tcBorders>
-              <w:top w:val="single" w:color="CCCCCC" w:sz="2" w:space="0"/>
-              <w:left w:val="single" w:color="CCCCCC" w:sz="2" w:space="0"/>
-              <w:bottom w:val="single" w:color="CCCCCC" w:sz="2" w:space="0"/>
-              <w:right w:val="single" w:color="CCCCCC" w:sz="2" w:space="0"/>
-            </w:tcBorders>
-            <w:shd w:val="clear" w:color="auto" w:fill="EEF3F5"/>
             <w:tcMar>
               <w:top w:w="80" w:type="dxa"/>
               <w:left w:w="120" w:type="dxa"/>
@@ -4671,21 +4565,22 @@
               <w:bottom w:val="single" w:color="CCCCCC" w:sz="2" w:space="0"/>
               <w:right w:val="single" w:color="CCCCCC" w:sz="2" w:space="0"/>
             </w:tcBorders>
-            <w:tcMar>
-              <w:top w:w="80" w:type="dxa"/>
-              <w:left w:w="120" w:type="dxa"/>
-              <w:bottom w:w="80" w:type="dxa"/>
-              <w:right w:w="120" w:type="dxa"/>
-            </w:tcMar>
-            <w:vAlign w:val="center"/>
-          </w:tcPr>
-          <w:p>
-            <w:r>
-              <w:rPr>
-                <w:sz w:val="20"/>
-                <w:szCs w:val="20"/>
-              </w:rPr>
-              <w:t>State-persistence model</w:t>
+            <w:shd w:val="clear" w:color="auto" w:fill="EEF3F5"/>
+            <w:tcMar>
+              <w:top w:w="80" w:type="dxa"/>
+              <w:left w:w="120" w:type="dxa"/>
+              <w:bottom w:w="80" w:type="dxa"/>
+              <w:right w:w="120" w:type="dxa"/>
+            </w:tcMar>
+            <w:vAlign w:val="center"/>
+          </w:tcPr>
+          <w:p>
+            <w:r>
+              <w:rPr>
+                <w:sz w:val="20"/>
+                <w:szCs w:val="20"/>
+              </w:rPr>
+              <w:t>Supported agent topologies</w:t>
             </w:r>
           </w:p>
         </w:tc>
@@ -4698,6 +4593,7 @@
               <w:bottom w:val="single" w:color="CCCCCC" w:sz="2" w:space="0"/>
               <w:right w:val="single" w:color="CCCCCC" w:sz="2" w:space="0"/>
             </w:tcBorders>
+            <w:shd w:val="clear" w:color="auto" w:fill="EEF3F5"/>
             <w:tcMar>
               <w:top w:w="80" w:type="dxa"/>
               <w:left w:w="120" w:type="dxa"/>
@@ -4717,6 +4613,7 @@
               <w:bottom w:val="single" w:color="CCCCCC" w:sz="2" w:space="0"/>
               <w:right w:val="single" w:color="CCCCCC" w:sz="2" w:space="0"/>
             </w:tcBorders>
+            <w:shd w:val="clear" w:color="auto" w:fill="EEF3F5"/>
             <w:tcMar>
               <w:top w:w="80" w:type="dxa"/>
               <w:left w:w="120" w:type="dxa"/>
@@ -4736,6 +4633,7 @@
               <w:bottom w:val="single" w:color="CCCCCC" w:sz="2" w:space="0"/>
               <w:right w:val="single" w:color="CCCCCC" w:sz="2" w:space="0"/>
             </w:tcBorders>
+            <w:shd w:val="clear" w:color="auto" w:fill="EEF3F5"/>
             <w:tcMar>
               <w:top w:w="80" w:type="dxa"/>
               <w:left w:w="120" w:type="dxa"/>
@@ -4773,28 +4671,21 @@
               <w:bottom w:val="single" w:color="CCCCCC" w:sz="2" w:space="0"/>
               <w:right w:val="single" w:color="CCCCCC" w:sz="2" w:space="0"/>
             </w:tcBorders>
-            <w:shd w:val="clear" w:color="auto" w:fill="EEF3F5"/>
-            <w:tcMar>
-              <w:top w:w="80" w:type="dxa"/>
-              <w:left w:w="120" w:type="dxa"/>
-              <w:bottom w:w="80" w:type="dxa"/>
-              <w:right w:w="120" w:type="dxa"/>
-            </w:tcMar>
-            <w:vAlign w:val="center"/>
-          </w:tcPr>
-          <w:p>
-            <w:pPr>
-              <w:rPr>
-                <w:lang w:val="en-US"/>
-              </w:rPr>
-            </w:pPr>
-            <w:r>
-              <w:rPr>
-                <w:sz w:val="20"/>
-                <w:szCs w:val="20"/>
-                <w:lang w:val="en-US"/>
-              </w:rPr>
-              <w:t>Integration ease with a self-hosted reasoning model</w:t>
+            <w:tcMar>
+              <w:top w:w="80" w:type="dxa"/>
+              <w:left w:w="120" w:type="dxa"/>
+              <w:bottom w:w="80" w:type="dxa"/>
+              <w:right w:w="120" w:type="dxa"/>
+            </w:tcMar>
+            <w:vAlign w:val="center"/>
+          </w:tcPr>
+          <w:p>
+            <w:r>
+              <w:rPr>
+                <w:sz w:val="20"/>
+                <w:szCs w:val="20"/>
+              </w:rPr>
+              <w:t>State-persistence model</w:t>
             </w:r>
           </w:p>
         </w:tc>
@@ -4807,22 +4698,15 @@
               <w:bottom w:val="single" w:color="CCCCCC" w:sz="2" w:space="0"/>
               <w:right w:val="single" w:color="CCCCCC" w:sz="2" w:space="0"/>
             </w:tcBorders>
-            <w:shd w:val="clear" w:color="auto" w:fill="EEF3F5"/>
-            <w:tcMar>
-              <w:top w:w="80" w:type="dxa"/>
-              <w:left w:w="120" w:type="dxa"/>
-              <w:bottom w:w="80" w:type="dxa"/>
-              <w:right w:w="120" w:type="dxa"/>
-            </w:tcMar>
-            <w:vAlign w:val="center"/>
-          </w:tcPr>
-          <w:p>
-            <w:pPr>
-              <w:rPr>
-                <w:lang w:val="en-US"/>
-              </w:rPr>
-            </w:pPr>
-          </w:p>
+            <w:tcMar>
+              <w:top w:w="80" w:type="dxa"/>
+              <w:left w:w="120" w:type="dxa"/>
+              <w:bottom w:w="80" w:type="dxa"/>
+              <w:right w:w="120" w:type="dxa"/>
+            </w:tcMar>
+            <w:vAlign w:val="center"/>
+          </w:tcPr>
+          <w:p/>
         </w:tc>
         <w:tc>
           <w:tcPr>
@@ -4833,22 +4717,15 @@
               <w:bottom w:val="single" w:color="CCCCCC" w:sz="2" w:space="0"/>
               <w:right w:val="single" w:color="CCCCCC" w:sz="2" w:space="0"/>
             </w:tcBorders>
-            <w:shd w:val="clear" w:color="auto" w:fill="EEF3F5"/>
-            <w:tcMar>
-              <w:top w:w="80" w:type="dxa"/>
-              <w:left w:w="120" w:type="dxa"/>
-              <w:bottom w:w="80" w:type="dxa"/>
-              <w:right w:w="120" w:type="dxa"/>
-            </w:tcMar>
-            <w:vAlign w:val="center"/>
-          </w:tcPr>
-          <w:p>
-            <w:pPr>
-              <w:rPr>
-                <w:lang w:val="en-US"/>
-              </w:rPr>
-            </w:pPr>
-          </w:p>
+            <w:tcMar>
+              <w:top w:w="80" w:type="dxa"/>
+              <w:left w:w="120" w:type="dxa"/>
+              <w:bottom w:w="80" w:type="dxa"/>
+              <w:right w:w="120" w:type="dxa"/>
+            </w:tcMar>
+            <w:vAlign w:val="center"/>
+          </w:tcPr>
+          <w:p/>
         </w:tc>
         <w:tc>
           <w:tcPr>
@@ -4859,22 +4736,15 @@
               <w:bottom w:val="single" w:color="CCCCCC" w:sz="2" w:space="0"/>
               <w:right w:val="single" w:color="CCCCCC" w:sz="2" w:space="0"/>
             </w:tcBorders>
-            <w:shd w:val="clear" w:color="auto" w:fill="EEF3F5"/>
-            <w:tcMar>
-              <w:top w:w="80" w:type="dxa"/>
-              <w:left w:w="120" w:type="dxa"/>
-              <w:bottom w:w="80" w:type="dxa"/>
-              <w:right w:w="120" w:type="dxa"/>
-            </w:tcMar>
-            <w:vAlign w:val="center"/>
-          </w:tcPr>
-          <w:p>
-            <w:pPr>
-              <w:rPr>
-                <w:lang w:val="en-US"/>
-              </w:rPr>
-            </w:pPr>
-          </w:p>
+            <w:tcMar>
+              <w:top w:w="80" w:type="dxa"/>
+              <w:left w:w="120" w:type="dxa"/>
+              <w:bottom w:w="80" w:type="dxa"/>
+              <w:right w:w="120" w:type="dxa"/>
+            </w:tcMar>
+            <w:vAlign w:val="center"/>
+          </w:tcPr>
+          <w:p/>
         </w:tc>
       </w:tr>
       <w:tr>
@@ -4903,21 +4773,28 @@
               <w:bottom w:val="single" w:color="CCCCCC" w:sz="2" w:space="0"/>
               <w:right w:val="single" w:color="CCCCCC" w:sz="2" w:space="0"/>
             </w:tcBorders>
-            <w:tcMar>
-              <w:top w:w="80" w:type="dxa"/>
-              <w:left w:w="120" w:type="dxa"/>
-              <w:bottom w:w="80" w:type="dxa"/>
-              <w:right w:w="120" w:type="dxa"/>
-            </w:tcMar>
-            <w:vAlign w:val="center"/>
-          </w:tcPr>
-          <w:p>
-            <w:r>
-              <w:rPr>
-                <w:sz w:val="20"/>
-                <w:szCs w:val="20"/>
-              </w:rPr>
-              <w:t>Latency overhead</w:t>
+            <w:shd w:val="clear" w:color="auto" w:fill="EEF3F5"/>
+            <w:tcMar>
+              <w:top w:w="80" w:type="dxa"/>
+              <w:left w:w="120" w:type="dxa"/>
+              <w:bottom w:w="80" w:type="dxa"/>
+              <w:right w:w="120" w:type="dxa"/>
+            </w:tcMar>
+            <w:vAlign w:val="center"/>
+          </w:tcPr>
+          <w:p>
+            <w:pPr>
+              <w:rPr>
+                <w:lang w:val="en-US"/>
+              </w:rPr>
+            </w:pPr>
+            <w:r>
+              <w:rPr>
+                <w:sz w:val="20"/>
+                <w:szCs w:val="20"/>
+                <w:lang w:val="en-US"/>
+              </w:rPr>
+              <w:t>Integration ease with a self-hosted reasoning model</w:t>
             </w:r>
           </w:p>
         </w:tc>
@@ -4930,15 +4807,22 @@
               <w:bottom w:val="single" w:color="CCCCCC" w:sz="2" w:space="0"/>
               <w:right w:val="single" w:color="CCCCCC" w:sz="2" w:space="0"/>
             </w:tcBorders>
-            <w:tcMar>
-              <w:top w:w="80" w:type="dxa"/>
-              <w:left w:w="120" w:type="dxa"/>
-              <w:bottom w:w="80" w:type="dxa"/>
-              <w:right w:w="120" w:type="dxa"/>
-            </w:tcMar>
-            <w:vAlign w:val="center"/>
-          </w:tcPr>
-          <w:p/>
+            <w:shd w:val="clear" w:color="auto" w:fill="EEF3F5"/>
+            <w:tcMar>
+              <w:top w:w="80" w:type="dxa"/>
+              <w:left w:w="120" w:type="dxa"/>
+              <w:bottom w:w="80" w:type="dxa"/>
+              <w:right w:w="120" w:type="dxa"/>
+            </w:tcMar>
+            <w:vAlign w:val="center"/>
+          </w:tcPr>
+          <w:p>
+            <w:pPr>
+              <w:rPr>
+                <w:lang w:val="en-US"/>
+              </w:rPr>
+            </w:pPr>
+          </w:p>
         </w:tc>
         <w:tc>
           <w:tcPr>
@@ -4949,15 +4833,22 @@
               <w:bottom w:val="single" w:color="CCCCCC" w:sz="2" w:space="0"/>
               <w:right w:val="single" w:color="CCCCCC" w:sz="2" w:space="0"/>
             </w:tcBorders>
-            <w:tcMar>
-              <w:top w:w="80" w:type="dxa"/>
-              <w:left w:w="120" w:type="dxa"/>
-              <w:bottom w:w="80" w:type="dxa"/>
-              <w:right w:w="120" w:type="dxa"/>
-            </w:tcMar>
-            <w:vAlign w:val="center"/>
-          </w:tcPr>
-          <w:p/>
+            <w:shd w:val="clear" w:color="auto" w:fill="EEF3F5"/>
+            <w:tcMar>
+              <w:top w:w="80" w:type="dxa"/>
+              <w:left w:w="120" w:type="dxa"/>
+              <w:bottom w:w="80" w:type="dxa"/>
+              <w:right w:w="120" w:type="dxa"/>
+            </w:tcMar>
+            <w:vAlign w:val="center"/>
+          </w:tcPr>
+          <w:p>
+            <w:pPr>
+              <w:rPr>
+                <w:lang w:val="en-US"/>
+              </w:rPr>
+            </w:pPr>
+          </w:p>
         </w:tc>
         <w:tc>
           <w:tcPr>
@@ -4968,15 +4859,22 @@
               <w:bottom w:val="single" w:color="CCCCCC" w:sz="2" w:space="0"/>
               <w:right w:val="single" w:color="CCCCCC" w:sz="2" w:space="0"/>
             </w:tcBorders>
-            <w:tcMar>
-              <w:top w:w="80" w:type="dxa"/>
-              <w:left w:w="120" w:type="dxa"/>
-              <w:bottom w:w="80" w:type="dxa"/>
-              <w:right w:w="120" w:type="dxa"/>
-            </w:tcMar>
-            <w:vAlign w:val="center"/>
-          </w:tcPr>
-          <w:p/>
+            <w:shd w:val="clear" w:color="auto" w:fill="EEF3F5"/>
+            <w:tcMar>
+              <w:top w:w="80" w:type="dxa"/>
+              <w:left w:w="120" w:type="dxa"/>
+              <w:bottom w:w="80" w:type="dxa"/>
+              <w:right w:w="120" w:type="dxa"/>
+            </w:tcMar>
+            <w:vAlign w:val="center"/>
+          </w:tcPr>
+          <w:p>
+            <w:pPr>
+              <w:rPr>
+                <w:lang w:val="en-US"/>
+              </w:rPr>
+            </w:pPr>
+          </w:p>
         </w:tc>
       </w:tr>
       <w:tr>
@@ -5005,22 +4903,21 @@
               <w:bottom w:val="single" w:color="CCCCCC" w:sz="2" w:space="0"/>
               <w:right w:val="single" w:color="CCCCCC" w:sz="2" w:space="0"/>
             </w:tcBorders>
-            <w:shd w:val="clear" w:color="auto" w:fill="EEF3F5"/>
-            <w:tcMar>
-              <w:top w:w="80" w:type="dxa"/>
-              <w:left w:w="120" w:type="dxa"/>
-              <w:bottom w:w="80" w:type="dxa"/>
-              <w:right w:w="120" w:type="dxa"/>
-            </w:tcMar>
-            <w:vAlign w:val="center"/>
-          </w:tcPr>
-          <w:p>
-            <w:r>
-              <w:rPr>
-                <w:sz w:val="20"/>
-                <w:szCs w:val="20"/>
-              </w:rPr>
-              <w:t>Debuggability / observability</w:t>
+            <w:tcMar>
+              <w:top w:w="80" w:type="dxa"/>
+              <w:left w:w="120" w:type="dxa"/>
+              <w:bottom w:w="80" w:type="dxa"/>
+              <w:right w:w="120" w:type="dxa"/>
+            </w:tcMar>
+            <w:vAlign w:val="center"/>
+          </w:tcPr>
+          <w:p>
+            <w:r>
+              <w:rPr>
+                <w:sz w:val="20"/>
+                <w:szCs w:val="20"/>
+              </w:rPr>
+              <w:t>Latency overhead</w:t>
             </w:r>
           </w:p>
         </w:tc>
@@ -5033,7 +4930,6 @@
               <w:bottom w:val="single" w:color="CCCCCC" w:sz="2" w:space="0"/>
               <w:right w:val="single" w:color="CCCCCC" w:sz="2" w:space="0"/>
             </w:tcBorders>
-            <w:shd w:val="clear" w:color="auto" w:fill="EEF3F5"/>
             <w:tcMar>
               <w:top w:w="80" w:type="dxa"/>
               <w:left w:w="120" w:type="dxa"/>
@@ -5053,7 +4949,6 @@
               <w:bottom w:val="single" w:color="CCCCCC" w:sz="2" w:space="0"/>
               <w:right w:val="single" w:color="CCCCCC" w:sz="2" w:space="0"/>
             </w:tcBorders>
-            <w:shd w:val="clear" w:color="auto" w:fill="EEF3F5"/>
             <w:tcMar>
               <w:top w:w="80" w:type="dxa"/>
               <w:left w:w="120" w:type="dxa"/>
@@ -5073,7 +4968,6 @@
               <w:bottom w:val="single" w:color="CCCCCC" w:sz="2" w:space="0"/>
               <w:right w:val="single" w:color="CCCCCC" w:sz="2" w:space="0"/>
             </w:tcBorders>
-            <w:shd w:val="clear" w:color="auto" w:fill="EEF3F5"/>
             <w:tcMar>
               <w:top w:w="80" w:type="dxa"/>
               <w:left w:w="120" w:type="dxa"/>
@@ -5111,21 +5005,22 @@
               <w:bottom w:val="single" w:color="CCCCCC" w:sz="2" w:space="0"/>
               <w:right w:val="single" w:color="CCCCCC" w:sz="2" w:space="0"/>
             </w:tcBorders>
-            <w:tcMar>
-              <w:top w:w="80" w:type="dxa"/>
-              <w:left w:w="120" w:type="dxa"/>
-              <w:bottom w:w="80" w:type="dxa"/>
-              <w:right w:w="120" w:type="dxa"/>
-            </w:tcMar>
-            <w:vAlign w:val="center"/>
-          </w:tcPr>
-          <w:p>
-            <w:r>
-              <w:rPr>
-                <w:sz w:val="20"/>
-                <w:szCs w:val="20"/>
-              </w:rPr>
-              <w:t>Community maturity / licensing</w:t>
+            <w:shd w:val="clear" w:color="auto" w:fill="EEF3F5"/>
+            <w:tcMar>
+              <w:top w:w="80" w:type="dxa"/>
+              <w:left w:w="120" w:type="dxa"/>
+              <w:bottom w:w="80" w:type="dxa"/>
+              <w:right w:w="120" w:type="dxa"/>
+            </w:tcMar>
+            <w:vAlign w:val="center"/>
+          </w:tcPr>
+          <w:p>
+            <w:r>
+              <w:rPr>
+                <w:sz w:val="20"/>
+                <w:szCs w:val="20"/>
+              </w:rPr>
+              <w:t>Debuggability / observability</w:t>
             </w:r>
           </w:p>
         </w:tc>
@@ -5138,6 +5033,7 @@
               <w:bottom w:val="single" w:color="CCCCCC" w:sz="2" w:space="0"/>
               <w:right w:val="single" w:color="CCCCCC" w:sz="2" w:space="0"/>
             </w:tcBorders>
+            <w:shd w:val="clear" w:color="auto" w:fill="EEF3F5"/>
             <w:tcMar>
               <w:top w:w="80" w:type="dxa"/>
               <w:left w:w="120" w:type="dxa"/>
@@ -5157,6 +5053,7 @@
               <w:bottom w:val="single" w:color="CCCCCC" w:sz="2" w:space="0"/>
               <w:right w:val="single" w:color="CCCCCC" w:sz="2" w:space="0"/>
             </w:tcBorders>
+            <w:shd w:val="clear" w:color="auto" w:fill="EEF3F5"/>
             <w:tcMar>
               <w:top w:w="80" w:type="dxa"/>
               <w:left w:w="120" w:type="dxa"/>
@@ -5176,6 +5073,7 @@
               <w:bottom w:val="single" w:color="CCCCCC" w:sz="2" w:space="0"/>
               <w:right w:val="single" w:color="CCCCCC" w:sz="2" w:space="0"/>
             </w:tcBorders>
+            <w:shd w:val="clear" w:color="auto" w:fill="EEF3F5"/>
             <w:tcMar>
               <w:top w:w="80" w:type="dxa"/>
               <w:left w:w="120" w:type="dxa"/>
@@ -5213,6 +5111,108 @@
               <w:bottom w:val="single" w:color="CCCCCC" w:sz="2" w:space="0"/>
               <w:right w:val="single" w:color="CCCCCC" w:sz="2" w:space="0"/>
             </w:tcBorders>
+            <w:tcMar>
+              <w:top w:w="80" w:type="dxa"/>
+              <w:left w:w="120" w:type="dxa"/>
+              <w:bottom w:w="80" w:type="dxa"/>
+              <w:right w:w="120" w:type="dxa"/>
+            </w:tcMar>
+            <w:vAlign w:val="center"/>
+          </w:tcPr>
+          <w:p>
+            <w:r>
+              <w:rPr>
+                <w:sz w:val="20"/>
+                <w:szCs w:val="20"/>
+              </w:rPr>
+              <w:t>Community maturity / licensing</w:t>
+            </w:r>
+          </w:p>
+        </w:tc>
+        <w:tc>
+          <w:tcPr>
+            <w:tcW w:w="2340" w:type="dxa"/>
+            <w:tcBorders>
+              <w:top w:val="single" w:color="CCCCCC" w:sz="2" w:space="0"/>
+              <w:left w:val="single" w:color="CCCCCC" w:sz="2" w:space="0"/>
+              <w:bottom w:val="single" w:color="CCCCCC" w:sz="2" w:space="0"/>
+              <w:right w:val="single" w:color="CCCCCC" w:sz="2" w:space="0"/>
+            </w:tcBorders>
+            <w:tcMar>
+              <w:top w:w="80" w:type="dxa"/>
+              <w:left w:w="120" w:type="dxa"/>
+              <w:bottom w:w="80" w:type="dxa"/>
+              <w:right w:w="120" w:type="dxa"/>
+            </w:tcMar>
+            <w:vAlign w:val="center"/>
+          </w:tcPr>
+          <w:p/>
+        </w:tc>
+        <w:tc>
+          <w:tcPr>
+            <w:tcW w:w="2340" w:type="dxa"/>
+            <w:tcBorders>
+              <w:top w:val="single" w:color="CCCCCC" w:sz="2" w:space="0"/>
+              <w:left w:val="single" w:color="CCCCCC" w:sz="2" w:space="0"/>
+              <w:bottom w:val="single" w:color="CCCCCC" w:sz="2" w:space="0"/>
+              <w:right w:val="single" w:color="CCCCCC" w:sz="2" w:space="0"/>
+            </w:tcBorders>
+            <w:tcMar>
+              <w:top w:w="80" w:type="dxa"/>
+              <w:left w:w="120" w:type="dxa"/>
+              <w:bottom w:w="80" w:type="dxa"/>
+              <w:right w:w="120" w:type="dxa"/>
+            </w:tcMar>
+            <w:vAlign w:val="center"/>
+          </w:tcPr>
+          <w:p/>
+        </w:tc>
+        <w:tc>
+          <w:tcPr>
+            <w:tcW w:w="2340" w:type="dxa"/>
+            <w:tcBorders>
+              <w:top w:val="single" w:color="CCCCCC" w:sz="2" w:space="0"/>
+              <w:left w:val="single" w:color="CCCCCC" w:sz="2" w:space="0"/>
+              <w:bottom w:val="single" w:color="CCCCCC" w:sz="2" w:space="0"/>
+              <w:right w:val="single" w:color="CCCCCC" w:sz="2" w:space="0"/>
+            </w:tcBorders>
+            <w:tcMar>
+              <w:top w:w="80" w:type="dxa"/>
+              <w:left w:w="120" w:type="dxa"/>
+              <w:bottom w:w="80" w:type="dxa"/>
+              <w:right w:w="120" w:type="dxa"/>
+            </w:tcMar>
+            <w:vAlign w:val="center"/>
+          </w:tcPr>
+          <w:p/>
+        </w:tc>
+      </w:tr>
+      <w:tr>
+        <w:tblPrEx>
+          <w:tblBorders>
+            <w:top w:val="single" w:color="auto" w:sz="4" w:space="0"/>
+            <w:left w:val="single" w:color="auto" w:sz="4" w:space="0"/>
+            <w:bottom w:val="single" w:color="auto" w:sz="4" w:space="0"/>
+            <w:right w:val="single" w:color="auto" w:sz="4" w:space="0"/>
+            <w:insideH w:val="single" w:color="auto" w:sz="4" w:space="0"/>
+            <w:insideV w:val="single" w:color="auto" w:sz="4" w:space="0"/>
+          </w:tblBorders>
+          <w:tblCellMar>
+            <w:top w:w="0" w:type="dxa"/>
+            <w:left w:w="10" w:type="dxa"/>
+            <w:bottom w:w="0" w:type="dxa"/>
+            <w:right w:w="10" w:type="dxa"/>
+          </w:tblCellMar>
+        </w:tblPrEx>
+        <w:tc>
+          <w:tcPr>
+            <w:tcW w:w="2340" w:type="dxa"/>
+            <w:tcBorders>
+              <w:top w:val="single" w:color="CCCCCC" w:sz="2" w:space="0"/>
+              <w:left w:val="single" w:color="CCCCCC" w:sz="2" w:space="0"/>
+              <w:bottom w:val="single" w:color="CCCCCC" w:sz="2" w:space="0"/>
+              <w:right w:val="single" w:color="CCCCCC" w:sz="2" w:space="0"/>
+            </w:tcBorders>
             <w:shd w:val="clear" w:color="auto" w:fill="EEF3F5"/>
             <w:tcMar>
               <w:top w:w="80" w:type="dxa"/>
@@ -5228,7 +5228,6 @@
                 <w:lang w:val="en-US"/>
               </w:rPr>
             </w:pPr>
-            <w:bookmarkStart w:id="1" w:name="_GoBack" w:colFirst="0" w:colLast="0"/>
             <w:r>
               <w:rPr>
                 <w:sz w:val="20"/>
@@ -5318,6 +5317,7 @@
           </w:p>
         </w:tc>
       </w:tr>
+      <w:bookmarkEnd w:id="0"/>
     </w:tbl>
     <w:p>
       <w:pPr>
@@ -5772,12 +5772,12 @@
     <w:lsdException w:uiPriority="99" w:name="table of figures"/>
     <w:lsdException w:uiPriority="99" w:name="envelope address"/>
     <w:lsdException w:uiPriority="99" w:name="envelope return"/>
-    <w:lsdException w:uiPriority="99" w:name="footnote reference"/>
+    <w:lsdException w:qFormat="1" w:uiPriority="99" w:name="footnote reference"/>
     <w:lsdException w:uiPriority="99" w:name="annotation reference"/>
     <w:lsdException w:uiPriority="99" w:name="line number"/>
     <w:lsdException w:uiPriority="99" w:name="page number"/>
     <w:lsdException w:uiPriority="99" w:name="endnote reference"/>
-    <w:lsdException w:uiPriority="99" w:name="endnote text"/>
+    <w:lsdException w:qFormat="1" w:uiPriority="99" w:name="endnote text"/>
     <w:lsdException w:uiPriority="99" w:name="table of authorities"/>
     <w:lsdException w:uiPriority="99" w:name="macro"/>
     <w:lsdException w:uiPriority="99" w:name="toa heading"/>
@@ -5995,6 +5995,7 @@
     <w:name w:val="footnote reference"/>
     <w:semiHidden/>
     <w:unhideWhenUsed/>
+    <w:qFormat/>
     <w:uiPriority w:val="99"/>
     <w:rPr>
       <w:vertAlign w:val="superscript"/>
@@ -6014,6 +6015,7 @@
     <w:link w:val="19"/>
     <w:semiHidden/>
     <w:unhideWhenUsed/>
+    <w:qFormat/>
     <w:uiPriority w:val="99"/>
     <w:rPr>
       <w:rFonts w:ascii="Arial" w:hAnsi="Arial" w:eastAsia="Arial" w:cs="Arial"/>
